--- a/dist/BO_NOP_HOAN_CHINH_2026-06/3_luan_an_chuong_phu_luc/phu_luc_B_maida_vi.docx
+++ b/dist/BO_NOP_HOAN_CHINH_2026-06/3_luan_an_chuong_phu_luc/phu_luc_B_maida_vi.docx
@@ -1154,7 +1154,7 @@
     <w:bookmarkEnd w:id="25"/>
     <w:sectPr>
       <w:pgSz w:h="16838" w:w="11906"/>
-      <w:pgMar w:bottom="1417" w:left="1417" w:right="1417" w:top="1417"/>
+      <w:pgMar w:bottom="1134" w:left="1701" w:right="1134" w:top="1134"/>
     </w:sectPr>
   </w:body>
 </w:document>
@@ -1483,13 +1483,13 @@
     <w:name w:val="Normal"/>
     <w:qFormat/>
     <w:pPr>
-      <w:spacing w:line="276" w:lineRule="auto"/>
-      <w:jc w:val="both"/>
-    </w:pPr>
-    <w:rPr>
-      <w:rFonts w:ascii="Times New Roman" w:eastAsia="Times New Roman" w:hAnsi="Times New Roman"/>
-      <w:color w:val="000000"/>
-      <w:sz w:val="24"/>
+      <w:spacing w:line="288" w:lineRule="auto"/>
+      <w:jc w:val="both"/>
+    </w:pPr>
+    <w:rPr>
+      <w:rFonts w:ascii="Times New Roman" w:eastAsia="Times New Roman" w:hAnsi="Times New Roman"/>
+      <w:color w:val="000000"/>
+      <w:sz w:val="26"/>
     </w:rPr>
   </w:style>
   <w:style w:styleId="BodyText" w:type="paragraph">
@@ -1497,14 +1497,14 @@
     <w:basedOn w:val="Normal"/>
     <w:link w:val="BodyTextChar"/>
     <w:pPr>
-      <w:spacing w:after="180" w:before="180" w:line="276" w:lineRule="auto"/>
+      <w:spacing w:after="180" w:before="180" w:line="288" w:lineRule="auto"/>
       <w:jc w:val="both"/>
     </w:pPr>
     <w:qFormat/>
     <w:rPr>
       <w:rFonts w:ascii="Times New Roman" w:eastAsia="Times New Roman" w:hAnsi="Times New Roman"/>
       <w:color w:val="000000"/>
-      <w:sz w:val="24"/>
+      <w:sz w:val="26"/>
     </w:rPr>
   </w:style>
   <w:style w:customStyle="1" w:styleId="FirstParagraph" w:type="paragraph">
@@ -1513,13 +1513,13 @@
     <w:next w:val="BodyText"/>
     <w:qFormat/>
     <w:pPr>
-      <w:spacing w:line="276" w:lineRule="auto"/>
-      <w:jc w:val="both"/>
-    </w:pPr>
-    <w:rPr>
-      <w:rFonts w:ascii="Times New Roman" w:eastAsia="Times New Roman" w:hAnsi="Times New Roman"/>
-      <w:color w:val="000000"/>
-      <w:sz w:val="24"/>
+      <w:spacing w:line="288" w:lineRule="auto"/>
+      <w:jc w:val="both"/>
+    </w:pPr>
+    <w:rPr>
+      <w:rFonts w:ascii="Times New Roman" w:eastAsia="Times New Roman" w:hAnsi="Times New Roman"/>
+      <w:color w:val="000000"/>
+      <w:sz w:val="26"/>
     </w:rPr>
   </w:style>
   <w:style w:customStyle="1" w:styleId="Compact" w:type="paragraph">
@@ -1527,13 +1527,13 @@
     <w:basedOn w:val="BodyText"/>
     <w:qFormat/>
     <w:pPr>
-      <w:spacing w:after="36" w:before="36" w:line="276" w:lineRule="auto"/>
-      <w:jc w:val="both"/>
-    </w:pPr>
-    <w:rPr>
-      <w:rFonts w:ascii="Times New Roman" w:eastAsia="Times New Roman" w:hAnsi="Times New Roman"/>
-      <w:color w:val="000000"/>
-      <w:sz w:val="24"/>
+      <w:spacing w:after="36" w:before="36" w:line="288" w:lineRule="auto"/>
+      <w:jc w:val="both"/>
+    </w:pPr>
+    <w:rPr>
+      <w:rFonts w:ascii="Times New Roman" w:eastAsia="Times New Roman" w:hAnsi="Times New Roman"/>
+      <w:color w:val="000000"/>
+      <w:sz w:val="26"/>
     </w:rPr>
   </w:style>
   <w:style w:styleId="Title" w:type="paragraph">
@@ -1544,7 +1544,7 @@
     <w:pPr>
       <w:keepNext/>
       <w:keepLines/>
-      <w:spacing w:after="240" w:before="480" w:line="276" w:lineRule="auto"/>
+      <w:spacing w:after="240" w:before="480" w:line="288" w:lineRule="auto"/>
       <w:jc w:val="both"/>
     </w:pPr>
     <w:rPr>
@@ -1552,7 +1552,7 @@
       <w:b/>
       <w:bCs/>
       <w:color w:val="000000"/>
-      <w:sz w:val="24"/>
+      <w:sz w:val="26"/>
       <w:szCs w:val="36"/>
     </w:rPr>
   </w:style>
@@ -1564,13 +1564,13 @@
     <w:pPr>
       <w:keepNext/>
       <w:keepLines/>
-      <w:spacing w:after="240" w:before="240" w:line="276" w:lineRule="auto"/>
-      <w:jc w:val="both"/>
-    </w:pPr>
-    <w:rPr>
-      <w:rFonts w:ascii="Times New Roman" w:eastAsia="Times New Roman" w:hAnsi="Times New Roman"/>
-      <w:color w:val="000000"/>
-      <w:sz w:val="24"/>
+      <w:spacing w:after="240" w:before="240" w:line="288" w:lineRule="auto"/>
+      <w:jc w:val="both"/>
+    </w:pPr>
+    <w:rPr>
+      <w:rFonts w:ascii="Times New Roman" w:eastAsia="Times New Roman" w:hAnsi="Times New Roman"/>
+      <w:color w:val="000000"/>
+      <w:sz w:val="26"/>
       <w:szCs w:val="30"/>
     </w:rPr>
   </w:style>
@@ -1581,13 +1581,13 @@
     <w:pPr>
       <w:keepNext/>
       <w:keepLines/>
-      <w:spacing w:line="276" w:lineRule="auto"/>
-      <w:jc w:val="both"/>
-    </w:pPr>
-    <w:rPr>
-      <w:rFonts w:ascii="Times New Roman" w:eastAsia="Times New Roman" w:hAnsi="Times New Roman"/>
-      <w:color w:val="000000"/>
-      <w:sz w:val="24"/>
+      <w:spacing w:line="288" w:lineRule="auto"/>
+      <w:jc w:val="both"/>
+    </w:pPr>
+    <w:rPr>
+      <w:rFonts w:ascii="Times New Roman" w:eastAsia="Times New Roman" w:hAnsi="Times New Roman"/>
+      <w:color w:val="000000"/>
+      <w:sz w:val="26"/>
     </w:rPr>
   </w:style>
   <w:style w:styleId="Date" w:type="paragraph">
@@ -1597,13 +1597,13 @@
     <w:pPr>
       <w:keepNext/>
       <w:keepLines/>
-      <w:spacing w:line="276" w:lineRule="auto"/>
-      <w:jc w:val="both"/>
-    </w:pPr>
-    <w:rPr>
-      <w:rFonts w:ascii="Times New Roman" w:eastAsia="Times New Roman" w:hAnsi="Times New Roman"/>
-      <w:color w:val="000000"/>
-      <w:sz w:val="24"/>
+      <w:spacing w:line="288" w:lineRule="auto"/>
+      <w:jc w:val="both"/>
+    </w:pPr>
+    <w:rPr>
+      <w:rFonts w:ascii="Times New Roman" w:eastAsia="Times New Roman" w:hAnsi="Times New Roman"/>
+      <w:color w:val="000000"/>
+      <w:sz w:val="26"/>
     </w:rPr>
   </w:style>
   <w:style w:customStyle="1" w:styleId="AbstractTitle" w:type="paragraph">
@@ -1615,11 +1615,11 @@
       <w:keepNext/>
       <w:keepLines/>
       <w:jc w:val="both"/>
-      <w:spacing w:after="0" w:before="300" w:line="276" w:lineRule="auto"/>
-    </w:pPr>
-    <w:rPr>
-      <w:color w:val="000000"/>
-      <w:sz w:val="24"/>
+      <w:spacing w:after="0" w:before="300" w:line="288" w:lineRule="auto"/>
+    </w:pPr>
+    <w:rPr>
+      <w:color w:val="000000"/>
+      <w:sz w:val="26"/>
       <w:szCs w:val="20"/>
       <w:rFonts w:ascii="Times New Roman" w:eastAsia="Times New Roman" w:hAnsi="Times New Roman"/>
       <w:b/>
@@ -1633,13 +1633,13 @@
     <w:pPr>
       <w:keepNext/>
       <w:keepLines/>
-      <w:spacing w:after="300" w:before="100" w:line="276" w:lineRule="auto"/>
-      <w:jc w:val="both"/>
-    </w:pPr>
-    <w:rPr>
-      <w:rFonts w:ascii="Times New Roman" w:eastAsia="Times New Roman" w:hAnsi="Times New Roman"/>
-      <w:color w:val="000000"/>
-      <w:sz w:val="24"/>
+      <w:spacing w:after="300" w:before="100" w:line="288" w:lineRule="auto"/>
+      <w:jc w:val="both"/>
+    </w:pPr>
+    <w:rPr>
+      <w:rFonts w:ascii="Times New Roman" w:eastAsia="Times New Roman" w:hAnsi="Times New Roman"/>
+      <w:color w:val="000000"/>
+      <w:sz w:val="26"/>
       <w:szCs w:val="20"/>
     </w:rPr>
   </w:style>
@@ -1649,13 +1649,13 @@
     <w:next w:val="Bibliography"/>
     <w:qFormat/>
     <w:pPr>
-      <w:spacing w:line="276" w:lineRule="auto"/>
-      <w:jc w:val="both"/>
-    </w:pPr>
-    <w:rPr>
-      <w:rFonts w:ascii="Times New Roman" w:eastAsia="Times New Roman" w:hAnsi="Times New Roman"/>
-      <w:color w:val="000000"/>
-      <w:sz w:val="24"/>
+      <w:spacing w:line="288" w:lineRule="auto"/>
+      <w:jc w:val="both"/>
+    </w:pPr>
+    <w:rPr>
+      <w:rFonts w:ascii="Times New Roman" w:eastAsia="Times New Roman" w:hAnsi="Times New Roman"/>
+      <w:color w:val="000000"/>
+      <w:sz w:val="26"/>
     </w:rPr>
   </w:style>
   <w:style w:styleId="Heading1" w:type="paragraph">
@@ -1667,7 +1667,7 @@
     <w:pPr>
       <w:keepNext/>
       <w:keepLines/>
-      <w:spacing w:after="0" w:before="480" w:line="276" w:lineRule="auto"/>
+      <w:spacing w:after="0" w:before="480" w:line="288" w:lineRule="auto"/>
       <w:jc w:val="both"/>
       <w:outlineLvl w:val="0"/>
     </w:pPr>
@@ -1676,7 +1676,7 @@
       <w:b/>
       <w:bCs/>
       <w:color w:val="000000"/>
-      <w:sz w:val="24"/>
+      <w:sz w:val="26"/>
       <w:szCs w:val="32"/>
     </w:rPr>
   </w:style>
@@ -1690,7 +1690,7 @@
     <w:pPr>
       <w:keepNext/>
       <w:keepLines/>
-      <w:spacing w:after="0" w:before="200" w:line="276" w:lineRule="auto"/>
+      <w:spacing w:after="0" w:before="200" w:line="288" w:lineRule="auto"/>
       <w:jc w:val="both"/>
       <w:outlineLvl w:val="1"/>
     </w:pPr>
@@ -1699,7 +1699,7 @@
       <w:b/>
       <w:bCs/>
       <w:color w:val="000000"/>
-      <w:sz w:val="24"/>
+      <w:sz w:val="26"/>
       <w:szCs w:val="28"/>
     </w:rPr>
   </w:style>
@@ -1713,7 +1713,7 @@
     <w:pPr>
       <w:keepNext/>
       <w:keepLines/>
-      <w:spacing w:after="0" w:before="200" w:line="276" w:lineRule="auto"/>
+      <w:spacing w:after="0" w:before="200" w:line="288" w:lineRule="auto"/>
       <w:jc w:val="both"/>
       <w:outlineLvl w:val="2"/>
     </w:pPr>
@@ -1722,7 +1722,7 @@
       <w:b/>
       <w:bCs/>
       <w:color w:val="000000"/>
-      <w:sz w:val="24"/>
+      <w:sz w:val="26"/>
       <w:szCs w:val="24"/>
     </w:rPr>
   </w:style>
@@ -1736,7 +1736,7 @@
     <w:pPr>
       <w:keepNext/>
       <w:keepLines/>
-      <w:spacing w:after="0" w:before="200" w:line="276" w:lineRule="auto"/>
+      <w:spacing w:after="0" w:before="200" w:line="288" w:lineRule="auto"/>
       <w:jc w:val="both"/>
       <w:outlineLvl w:val="3"/>
     </w:pPr>
@@ -1745,7 +1745,7 @@
       <w:i/>
       <w:bCs/>
       <w:color w:val="000000"/>
-      <w:sz w:val="24"/>
+      <w:sz w:val="26"/>
       <w:szCs w:val="24"/>
     </w:rPr>
   </w:style>
@@ -1759,7 +1759,7 @@
     <w:pPr>
       <w:keepNext/>
       <w:keepLines/>
-      <w:spacing w:after="0" w:before="200" w:line="276" w:lineRule="auto"/>
+      <w:spacing w:after="0" w:before="200" w:line="288" w:lineRule="auto"/>
       <w:jc w:val="both"/>
       <w:outlineLvl w:val="4"/>
     </w:pPr>
@@ -1767,7 +1767,7 @@
       <w:rFonts w:ascii="Times New Roman" w:asciiTheme="majorHAnsi" w:cstheme="majorBidi" w:eastAsia="Times New Roman" w:eastAsiaTheme="majorEastAsia" w:hAnsi="Times New Roman" w:hAnsiTheme="majorHAnsi"/>
       <w:iCs/>
       <w:color w:val="000000"/>
-      <w:sz w:val="24"/>
+      <w:sz w:val="26"/>
       <w:szCs w:val="24"/>
     </w:rPr>
   </w:style>
@@ -1781,14 +1781,14 @@
     <w:pPr>
       <w:keepNext/>
       <w:keepLines/>
-      <w:spacing w:after="0" w:before="200" w:line="276" w:lineRule="auto"/>
+      <w:spacing w:after="0" w:before="200" w:line="288" w:lineRule="auto"/>
       <w:jc w:val="both"/>
       <w:outlineLvl w:val="5"/>
     </w:pPr>
     <w:rPr>
       <w:rFonts w:ascii="Times New Roman" w:asciiTheme="majorHAnsi" w:cstheme="majorBidi" w:eastAsia="Times New Roman" w:eastAsiaTheme="majorEastAsia" w:hAnsi="Times New Roman" w:hAnsiTheme="majorHAnsi"/>
       <w:color w:val="000000"/>
-      <w:sz w:val="24"/>
+      <w:sz w:val="26"/>
       <w:szCs w:val="24"/>
     </w:rPr>
   </w:style>
@@ -1802,14 +1802,14 @@
     <w:pPr>
       <w:keepNext/>
       <w:keepLines/>
-      <w:spacing w:after="0" w:before="200" w:line="276" w:lineRule="auto"/>
+      <w:spacing w:after="0" w:before="200" w:line="288" w:lineRule="auto"/>
       <w:jc w:val="both"/>
       <w:outlineLvl w:val="6"/>
     </w:pPr>
     <w:rPr>
       <w:rFonts w:ascii="Times New Roman" w:asciiTheme="majorHAnsi" w:cstheme="majorBidi" w:eastAsia="Times New Roman" w:eastAsiaTheme="majorEastAsia" w:hAnsi="Times New Roman" w:hAnsiTheme="majorHAnsi"/>
       <w:color w:val="000000"/>
-      <w:sz w:val="24"/>
+      <w:sz w:val="26"/>
       <w:szCs w:val="24"/>
     </w:rPr>
   </w:style>
@@ -1823,14 +1823,14 @@
     <w:pPr>
       <w:keepNext/>
       <w:keepLines/>
-      <w:spacing w:after="0" w:before="200" w:line="276" w:lineRule="auto"/>
+      <w:spacing w:after="0" w:before="200" w:line="288" w:lineRule="auto"/>
       <w:jc w:val="both"/>
       <w:outlineLvl w:val="7"/>
     </w:pPr>
     <w:rPr>
       <w:rFonts w:ascii="Times New Roman" w:asciiTheme="majorHAnsi" w:cstheme="majorBidi" w:eastAsia="Times New Roman" w:eastAsiaTheme="majorEastAsia" w:hAnsi="Times New Roman" w:hAnsiTheme="majorHAnsi"/>
       <w:color w:val="000000"/>
-      <w:sz w:val="24"/>
+      <w:sz w:val="26"/>
       <w:szCs w:val="24"/>
     </w:rPr>
   </w:style>
@@ -1844,14 +1844,14 @@
     <w:pPr>
       <w:keepNext/>
       <w:keepLines/>
-      <w:spacing w:after="0" w:before="200" w:line="276" w:lineRule="auto"/>
+      <w:spacing w:after="0" w:before="200" w:line="288" w:lineRule="auto"/>
       <w:jc w:val="both"/>
       <w:outlineLvl w:val="8"/>
     </w:pPr>
     <w:rPr>
       <w:rFonts w:ascii="Times New Roman" w:asciiTheme="majorHAnsi" w:cstheme="majorBidi" w:eastAsia="Times New Roman" w:eastAsiaTheme="majorEastAsia" w:hAnsi="Times New Roman" w:hAnsiTheme="majorHAnsi"/>
       <w:color w:val="000000"/>
-      <w:sz w:val="24"/>
+      <w:sz w:val="26"/>
       <w:szCs w:val="24"/>
     </w:rPr>
   </w:style>
@@ -1863,14 +1863,14 @@
     <w:unhideWhenUsed/>
     <w:qFormat/>
     <w:pPr>
-      <w:spacing w:after="100" w:before="100" w:line="276" w:lineRule="auto"/>
+      <w:spacing w:after="100" w:before="100" w:line="288" w:lineRule="auto"/>
       <w:ind w:firstLine="0" w:left="480" w:right="480"/>
       <w:jc w:val="both"/>
     </w:pPr>
     <w:rPr>
       <w:rFonts w:ascii="Times New Roman" w:eastAsia="Times New Roman" w:hAnsi="Times New Roman"/>
       <w:color w:val="000000"/>
-      <w:sz w:val="24"/>
+      <w:sz w:val="26"/>
     </w:rPr>
   </w:style>
   <w:style w:styleId="FootnoteText" w:type="paragraph">
@@ -1881,13 +1881,13 @@
     <w:unhideWhenUsed/>
     <w:qFormat/>
     <w:pPr>
-      <w:spacing w:line="276" w:lineRule="auto"/>
-      <w:jc w:val="both"/>
-    </w:pPr>
-    <w:rPr>
-      <w:rFonts w:ascii="Times New Roman" w:eastAsia="Times New Roman" w:hAnsi="Times New Roman"/>
-      <w:color w:val="000000"/>
-      <w:sz w:val="24"/>
+      <w:spacing w:line="288" w:lineRule="auto"/>
+      <w:jc w:val="both"/>
+    </w:pPr>
+    <w:rPr>
+      <w:rFonts w:ascii="Times New Roman" w:eastAsia="Times New Roman" w:hAnsi="Times New Roman"/>
+      <w:color w:val="000000"/>
+      <w:sz w:val="26"/>
     </w:rPr>
   </w:style>
   <w:style w:default="1" w:styleId="DefaultParagraphFont" w:type="character">
@@ -1897,7 +1897,7 @@
     <w:rPr>
       <w:rFonts w:ascii="Times New Roman" w:eastAsia="Times New Roman" w:hAnsi="Times New Roman"/>
       <w:color w:val="000000"/>
-      <w:sz w:val="24"/>
+      <w:sz w:val="26"/>
     </w:rPr>
   </w:style>
   <w:style w:default="1" w:styleId="Table" w:type="table">
@@ -1907,13 +1907,13 @@
     <w:unhideWhenUsed/>
     <w:qFormat/>
     <w:pPr>
-      <w:spacing w:line="276" w:lineRule="auto"/>
-      <w:jc w:val="both"/>
-    </w:pPr>
-    <w:rPr>
-      <w:rFonts w:ascii="Times New Roman" w:eastAsia="Times New Roman" w:hAnsi="Times New Roman"/>
-      <w:color w:val="000000"/>
-      <w:sz w:val="24"/>
+      <w:spacing w:line="288" w:lineRule="auto"/>
+      <w:jc w:val="both"/>
+    </w:pPr>
+    <w:rPr>
+      <w:rFonts w:ascii="Times New Roman" w:eastAsia="Times New Roman" w:hAnsi="Times New Roman"/>
+      <w:color w:val="000000"/>
+      <w:sz w:val="26"/>
     </w:rPr>
     <w:tblPr>
       <w:tblInd w:type="dxa" w:w="0"/>
@@ -1947,27 +1947,27 @@
     <w:pPr>
       <w:keepNext/>
       <w:keepLines/>
-      <w:spacing w:after="0" w:line="276" w:lineRule="auto"/>
+      <w:spacing w:after="0" w:line="288" w:lineRule="auto"/>
       <w:jc w:val="both"/>
     </w:pPr>
     <w:rPr>
       <w:rFonts w:ascii="Times New Roman" w:eastAsia="Times New Roman" w:hAnsi="Times New Roman"/>
       <w:b/>
       <w:color w:val="000000"/>
-      <w:sz w:val="24"/>
+      <w:sz w:val="26"/>
     </w:rPr>
   </w:style>
   <w:style w:customStyle="1" w:styleId="Definition" w:type="paragraph">
     <w:name w:val="Definition"/>
     <w:basedOn w:val="Normal"/>
     <w:pPr>
-      <w:spacing w:line="276" w:lineRule="auto"/>
-      <w:jc w:val="both"/>
-    </w:pPr>
-    <w:rPr>
-      <w:rFonts w:ascii="Times New Roman" w:eastAsia="Times New Roman" w:hAnsi="Times New Roman"/>
-      <w:color w:val="000000"/>
-      <w:sz w:val="24"/>
+      <w:spacing w:line="288" w:lineRule="auto"/>
+      <w:jc w:val="both"/>
+    </w:pPr>
+    <w:rPr>
+      <w:rFonts w:ascii="Times New Roman" w:eastAsia="Times New Roman" w:hAnsi="Times New Roman"/>
+      <w:color w:val="000000"/>
+      <w:sz w:val="26"/>
     </w:rPr>
   </w:style>
   <w:style w:styleId="Caption" w:type="paragraph">
@@ -1975,14 +1975,14 @@
     <w:basedOn w:val="Normal"/>
     <w:link w:val="BodyTextChar"/>
     <w:pPr>
-      <w:spacing w:after="120" w:before="0" w:line="276" w:lineRule="auto"/>
+      <w:spacing w:after="120" w:before="0" w:line="288" w:lineRule="auto"/>
       <w:jc w:val="both"/>
     </w:pPr>
     <w:rPr>
       <w:rFonts w:ascii="Times New Roman" w:eastAsia="Times New Roman" w:hAnsi="Times New Roman"/>
       <w:i/>
       <w:color w:val="000000"/>
-      <w:sz w:val="24"/>
+      <w:sz w:val="26"/>
     </w:rPr>
   </w:style>
   <w:style w:customStyle="1" w:styleId="TableCaption" w:type="paragraph">
@@ -1990,39 +1990,39 @@
     <w:basedOn w:val="Caption"/>
     <w:pPr>
       <w:keepNext/>
-      <w:spacing w:line="276" w:lineRule="auto"/>
-      <w:jc w:val="both"/>
-    </w:pPr>
-    <w:rPr>
-      <w:rFonts w:ascii="Times New Roman" w:eastAsia="Times New Roman" w:hAnsi="Times New Roman"/>
-      <w:color w:val="000000"/>
-      <w:sz w:val="24"/>
+      <w:spacing w:line="288" w:lineRule="auto"/>
+      <w:jc w:val="both"/>
+    </w:pPr>
+    <w:rPr>
+      <w:rFonts w:ascii="Times New Roman" w:eastAsia="Times New Roman" w:hAnsi="Times New Roman"/>
+      <w:color w:val="000000"/>
+      <w:sz w:val="26"/>
     </w:rPr>
   </w:style>
   <w:style w:customStyle="1" w:styleId="ImageCaption" w:type="paragraph">
     <w:name w:val="Image Caption"/>
     <w:basedOn w:val="Caption"/>
     <w:pPr>
-      <w:spacing w:line="276" w:lineRule="auto"/>
-      <w:jc w:val="both"/>
-    </w:pPr>
-    <w:rPr>
-      <w:rFonts w:ascii="Times New Roman" w:eastAsia="Times New Roman" w:hAnsi="Times New Roman"/>
-      <w:color w:val="000000"/>
-      <w:sz w:val="24"/>
+      <w:spacing w:line="288" w:lineRule="auto"/>
+      <w:jc w:val="both"/>
+    </w:pPr>
+    <w:rPr>
+      <w:rFonts w:ascii="Times New Roman" w:eastAsia="Times New Roman" w:hAnsi="Times New Roman"/>
+      <w:color w:val="000000"/>
+      <w:sz w:val="26"/>
     </w:rPr>
   </w:style>
   <w:style w:customStyle="1" w:styleId="Figure" w:type="paragraph">
     <w:name w:val="Figure"/>
     <w:basedOn w:val="Normal"/>
     <w:pPr>
-      <w:spacing w:line="276" w:lineRule="auto"/>
-      <w:jc w:val="both"/>
-    </w:pPr>
-    <w:rPr>
-      <w:rFonts w:ascii="Times New Roman" w:eastAsia="Times New Roman" w:hAnsi="Times New Roman"/>
-      <w:color w:val="000000"/>
-      <w:sz w:val="24"/>
+      <w:spacing w:line="288" w:lineRule="auto"/>
+      <w:jc w:val="both"/>
+    </w:pPr>
+    <w:rPr>
+      <w:rFonts w:ascii="Times New Roman" w:eastAsia="Times New Roman" w:hAnsi="Times New Roman"/>
+      <w:color w:val="000000"/>
+      <w:sz w:val="26"/>
     </w:rPr>
   </w:style>
   <w:style w:customStyle="1" w:styleId="CaptionedFigure" w:type="paragraph">
@@ -2030,13 +2030,13 @@
     <w:basedOn w:val="Figure"/>
     <w:pPr>
       <w:keepNext/>
-      <w:spacing w:line="276" w:lineRule="auto"/>
-      <w:jc w:val="both"/>
-    </w:pPr>
-    <w:rPr>
-      <w:rFonts w:ascii="Times New Roman" w:eastAsia="Times New Roman" w:hAnsi="Times New Roman"/>
-      <w:color w:val="000000"/>
-      <w:sz w:val="24"/>
+      <w:spacing w:line="288" w:lineRule="auto"/>
+      <w:jc w:val="both"/>
+    </w:pPr>
+    <w:rPr>
+      <w:rFonts w:ascii="Times New Roman" w:eastAsia="Times New Roman" w:hAnsi="Times New Roman"/>
+      <w:color w:val="000000"/>
+      <w:sz w:val="26"/>
     </w:rPr>
   </w:style>
   <w:style w:customStyle="1" w:styleId="BodyTextChar" w:type="character">
@@ -2046,7 +2046,7 @@
     <w:rPr>
       <w:rFonts w:ascii="Times New Roman" w:eastAsia="Times New Roman" w:hAnsi="Times New Roman"/>
       <w:color w:val="000000"/>
-      <w:sz w:val="24"/>
+      <w:sz w:val="26"/>
     </w:rPr>
   </w:style>
   <w:style w:customStyle="1" w:styleId="VerbatimChar" w:type="character">
@@ -2055,7 +2055,7 @@
     <w:rPr>
       <w:rFonts w:ascii="Times New Roman" w:eastAsia="Times New Roman" w:hAnsi="Times New Roman"/>
       <w:color w:val="000000"/>
-      <w:sz w:val="24"/>
+      <w:sz w:val="26"/>
     </w:rPr>
   </w:style>
   <w:style w:customStyle="1" w:styleId="SectionNumber" w:type="character">
@@ -2064,7 +2064,7 @@
     <w:rPr>
       <w:rFonts w:ascii="Times New Roman" w:eastAsia="Times New Roman" w:hAnsi="Times New Roman"/>
       <w:color w:val="000000"/>
-      <w:sz w:val="24"/>
+      <w:sz w:val="26"/>
     </w:rPr>
   </w:style>
   <w:style w:styleId="FootnoteReference" w:type="character">
@@ -2073,7 +2073,7 @@
     <w:rPr>
       <w:rFonts w:ascii="Times New Roman" w:eastAsia="Times New Roman" w:hAnsi="Times New Roman"/>
       <w:color w:val="000000"/>
-      <w:sz w:val="24"/>
+      <w:sz w:val="26"/>
       <w:vertAlign w:val="superscript"/>
     </w:rPr>
   </w:style>
@@ -2083,7 +2083,7 @@
     <w:rPr>
       <w:rFonts w:ascii="Times New Roman" w:eastAsia="Times New Roman" w:hAnsi="Times New Roman"/>
       <w:color w:val="000000"/>
-      <w:sz w:val="24"/>
+      <w:sz w:val="26"/>
     </w:rPr>
   </w:style>
   <w:style w:styleId="TOCHeading" w:type="paragraph">
@@ -2094,7 +2094,7 @@
     <w:unhideWhenUsed/>
     <w:qFormat/>
     <w:pPr>
-      <w:spacing w:before="240" w:line="276" w:lineRule="auto"/>
+      <w:spacing w:before="240" w:line="288" w:lineRule="auto"/>
       <w:jc w:val="both"/>
       <w:outlineLvl w:val="9"/>
     </w:pPr>
@@ -2103,242 +2103,317 @@
       <w:b w:val="0"/>
       <w:bCs w:val="0"/>
       <w:color w:val="000000"/>
-      <w:sz w:val="24"/>
-    </w:rPr>
-  </w:style>
-  <w:style w:type="paragraph" w:customStyle="1" w:styleId="SourceCode">
+      <w:sz w:val="26"/>
+    </w:rPr>
+  </w:style>
+  <w:style w:customStyle="1" w:styleId="SourceCode" w:type="paragraph">
     <w:name w:val="Source Code"/>
     <w:basedOn w:val="Normal"/>
     <w:link w:val="VerbatimChar"/>
     <w:pPr>
       <w:wordWrap w:val="off"/>
-    </w:pPr>
-  </w:style>
-  <w:style w:type="character" w:customStyle="1" w:styleId="KeywordTok">
+      <w:spacing w:line="288" w:lineRule="auto"/>
+      <w:jc w:val="both"/>
+    </w:pPr>
+    <w:rPr>
+      <w:rFonts w:ascii="Times New Roman" w:eastAsia="Times New Roman" w:hAnsi="Times New Roman"/>
+      <w:color w:val="000000"/>
+      <w:sz w:val="26"/>
+    </w:rPr>
+  </w:style>
+  <w:style w:customStyle="1" w:styleId="KeywordTok" w:type="character">
     <w:name w:val="KeywordTok"/>
     <w:basedOn w:val="VerbatimChar"/>
     <w:rPr>
-      <w:color w:val="007020"/>
+      <w:rFonts w:ascii="Times New Roman" w:eastAsia="Times New Roman" w:hAnsi="Times New Roman"/>
       <w:b/>
-    </w:rPr>
-  </w:style>
-  <w:style w:type="character" w:customStyle="1" w:styleId="DataTypeTok">
+      <w:color w:val="000000"/>
+      <w:sz w:val="26"/>
+    </w:rPr>
+  </w:style>
+  <w:style w:customStyle="1" w:styleId="DataTypeTok" w:type="character">
     <w:name w:val="DataTypeTok"/>
     <w:basedOn w:val="VerbatimChar"/>
     <w:rPr>
-      <w:color w:val="902000"/>
-    </w:rPr>
-  </w:style>
-  <w:style w:type="character" w:customStyle="1" w:styleId="DecValTok">
+      <w:rFonts w:ascii="Times New Roman" w:eastAsia="Times New Roman" w:hAnsi="Times New Roman"/>
+      <w:color w:val="000000"/>
+      <w:sz w:val="26"/>
+    </w:rPr>
+  </w:style>
+  <w:style w:customStyle="1" w:styleId="DecValTok" w:type="character">
     <w:name w:val="DecValTok"/>
     <w:basedOn w:val="VerbatimChar"/>
     <w:rPr>
-      <w:color w:val="40a070"/>
-    </w:rPr>
-  </w:style>
-  <w:style w:type="character" w:customStyle="1" w:styleId="BaseNTok">
+      <w:rFonts w:ascii="Times New Roman" w:eastAsia="Times New Roman" w:hAnsi="Times New Roman"/>
+      <w:color w:val="000000"/>
+      <w:sz w:val="26"/>
+    </w:rPr>
+  </w:style>
+  <w:style w:customStyle="1" w:styleId="BaseNTok" w:type="character">
     <w:name w:val="BaseNTok"/>
     <w:basedOn w:val="VerbatimChar"/>
     <w:rPr>
-      <w:color w:val="40a070"/>
-    </w:rPr>
-  </w:style>
-  <w:style w:type="character" w:customStyle="1" w:styleId="FloatTok">
+      <w:rFonts w:ascii="Times New Roman" w:eastAsia="Times New Roman" w:hAnsi="Times New Roman"/>
+      <w:color w:val="000000"/>
+      <w:sz w:val="26"/>
+    </w:rPr>
+  </w:style>
+  <w:style w:customStyle="1" w:styleId="FloatTok" w:type="character">
     <w:name w:val="FloatTok"/>
     <w:basedOn w:val="VerbatimChar"/>
     <w:rPr>
-      <w:color w:val="40a070"/>
-    </w:rPr>
-  </w:style>
-  <w:style w:type="character" w:customStyle="1" w:styleId="ConstantTok">
+      <w:rFonts w:ascii="Times New Roman" w:eastAsia="Times New Roman" w:hAnsi="Times New Roman"/>
+      <w:color w:val="000000"/>
+      <w:sz w:val="26"/>
+    </w:rPr>
+  </w:style>
+  <w:style w:customStyle="1" w:styleId="ConstantTok" w:type="character">
     <w:name w:val="ConstantTok"/>
     <w:basedOn w:val="VerbatimChar"/>
     <w:rPr>
-      <w:color w:val="880000"/>
-    </w:rPr>
-  </w:style>
-  <w:style w:type="character" w:customStyle="1" w:styleId="CharTok">
+      <w:rFonts w:ascii="Times New Roman" w:eastAsia="Times New Roman" w:hAnsi="Times New Roman"/>
+      <w:color w:val="000000"/>
+      <w:sz w:val="26"/>
+    </w:rPr>
+  </w:style>
+  <w:style w:customStyle="1" w:styleId="CharTok" w:type="character">
     <w:name w:val="CharTok"/>
     <w:basedOn w:val="VerbatimChar"/>
     <w:rPr>
-      <w:color w:val="4070a0"/>
-    </w:rPr>
-  </w:style>
-  <w:style w:type="character" w:customStyle="1" w:styleId="SpecialCharTok">
+      <w:rFonts w:ascii="Times New Roman" w:eastAsia="Times New Roman" w:hAnsi="Times New Roman"/>
+      <w:color w:val="000000"/>
+      <w:sz w:val="26"/>
+    </w:rPr>
+  </w:style>
+  <w:style w:customStyle="1" w:styleId="SpecialCharTok" w:type="character">
     <w:name w:val="SpecialCharTok"/>
     <w:basedOn w:val="VerbatimChar"/>
     <w:rPr>
-      <w:color w:val="4070a0"/>
-    </w:rPr>
-  </w:style>
-  <w:style w:type="character" w:customStyle="1" w:styleId="StringTok">
+      <w:rFonts w:ascii="Times New Roman" w:eastAsia="Times New Roman" w:hAnsi="Times New Roman"/>
+      <w:color w:val="000000"/>
+      <w:sz w:val="26"/>
+    </w:rPr>
+  </w:style>
+  <w:style w:customStyle="1" w:styleId="StringTok" w:type="character">
     <w:name w:val="StringTok"/>
     <w:basedOn w:val="VerbatimChar"/>
     <w:rPr>
-      <w:color w:val="4070a0"/>
-    </w:rPr>
-  </w:style>
-  <w:style w:type="character" w:customStyle="1" w:styleId="VerbatimStringTok">
+      <w:rFonts w:ascii="Times New Roman" w:eastAsia="Times New Roman" w:hAnsi="Times New Roman"/>
+      <w:color w:val="000000"/>
+      <w:sz w:val="26"/>
+    </w:rPr>
+  </w:style>
+  <w:style w:customStyle="1" w:styleId="VerbatimStringTok" w:type="character">
     <w:name w:val="VerbatimStringTok"/>
     <w:basedOn w:val="VerbatimChar"/>
     <w:rPr>
-      <w:color w:val="4070a0"/>
-    </w:rPr>
-  </w:style>
-  <w:style w:type="character" w:customStyle="1" w:styleId="SpecialStringTok">
+      <w:rFonts w:ascii="Times New Roman" w:eastAsia="Times New Roman" w:hAnsi="Times New Roman"/>
+      <w:color w:val="000000"/>
+      <w:sz w:val="26"/>
+    </w:rPr>
+  </w:style>
+  <w:style w:customStyle="1" w:styleId="SpecialStringTok" w:type="character">
     <w:name w:val="SpecialStringTok"/>
     <w:basedOn w:val="VerbatimChar"/>
     <w:rPr>
-      <w:color w:val="bb6688"/>
-    </w:rPr>
-  </w:style>
-  <w:style w:type="character" w:customStyle="1" w:styleId="ImportTok">
+      <w:rFonts w:ascii="Times New Roman" w:eastAsia="Times New Roman" w:hAnsi="Times New Roman"/>
+      <w:color w:val="000000"/>
+      <w:sz w:val="26"/>
+    </w:rPr>
+  </w:style>
+  <w:style w:customStyle="1" w:styleId="ImportTok" w:type="character">
     <w:name w:val="ImportTok"/>
     <w:basedOn w:val="VerbatimChar"/>
     <w:rPr>
-      <w:color w:val="008000"/>
+      <w:rFonts w:ascii="Times New Roman" w:eastAsia="Times New Roman" w:hAnsi="Times New Roman"/>
       <w:b/>
-    </w:rPr>
-  </w:style>
-  <w:style w:type="character" w:customStyle="1" w:styleId="CommentTok">
+      <w:color w:val="000000"/>
+      <w:sz w:val="26"/>
+    </w:rPr>
+  </w:style>
+  <w:style w:customStyle="1" w:styleId="CommentTok" w:type="character">
     <w:name w:val="CommentTok"/>
     <w:basedOn w:val="VerbatimChar"/>
     <w:rPr>
-      <w:color w:val="60a0b0"/>
+      <w:rFonts w:ascii="Times New Roman" w:eastAsia="Times New Roman" w:hAnsi="Times New Roman"/>
       <w:i/>
-    </w:rPr>
-  </w:style>
-  <w:style w:type="character" w:customStyle="1" w:styleId="DocumentationTok">
+      <w:color w:val="000000"/>
+      <w:sz w:val="26"/>
+    </w:rPr>
+  </w:style>
+  <w:style w:customStyle="1" w:styleId="DocumentationTok" w:type="character">
     <w:name w:val="DocumentationTok"/>
     <w:basedOn w:val="VerbatimChar"/>
     <w:rPr>
-      <w:color w:val="ba2121"/>
+      <w:rFonts w:ascii="Times New Roman" w:eastAsia="Times New Roman" w:hAnsi="Times New Roman"/>
       <w:i/>
-    </w:rPr>
-  </w:style>
-  <w:style w:type="character" w:customStyle="1" w:styleId="AnnotationTok">
+      <w:color w:val="000000"/>
+      <w:sz w:val="26"/>
+    </w:rPr>
+  </w:style>
+  <w:style w:customStyle="1" w:styleId="AnnotationTok" w:type="character">
     <w:name w:val="AnnotationTok"/>
     <w:basedOn w:val="VerbatimChar"/>
     <w:rPr>
-      <w:color w:val="60a0b0"/>
+      <w:rFonts w:ascii="Times New Roman" w:eastAsia="Times New Roman" w:hAnsi="Times New Roman"/>
       <w:b/>
       <w:i/>
-    </w:rPr>
-  </w:style>
-  <w:style w:type="character" w:customStyle="1" w:styleId="CommentVarTok">
+      <w:color w:val="000000"/>
+      <w:sz w:val="26"/>
+    </w:rPr>
+  </w:style>
+  <w:style w:customStyle="1" w:styleId="CommentVarTok" w:type="character">
     <w:name w:val="CommentVarTok"/>
     <w:basedOn w:val="VerbatimChar"/>
     <w:rPr>
-      <w:color w:val="60a0b0"/>
+      <w:rFonts w:ascii="Times New Roman" w:eastAsia="Times New Roman" w:hAnsi="Times New Roman"/>
       <w:b/>
       <w:i/>
-    </w:rPr>
-  </w:style>
-  <w:style w:type="character" w:customStyle="1" w:styleId="OtherTok">
+      <w:color w:val="000000"/>
+      <w:sz w:val="26"/>
+    </w:rPr>
+  </w:style>
+  <w:style w:customStyle="1" w:styleId="OtherTok" w:type="character">
     <w:name w:val="OtherTok"/>
     <w:basedOn w:val="VerbatimChar"/>
     <w:rPr>
-      <w:color w:val="007020"/>
-    </w:rPr>
-  </w:style>
-  <w:style w:type="character" w:customStyle="1" w:styleId="FunctionTok">
+      <w:rFonts w:ascii="Times New Roman" w:eastAsia="Times New Roman" w:hAnsi="Times New Roman"/>
+      <w:color w:val="000000"/>
+      <w:sz w:val="26"/>
+    </w:rPr>
+  </w:style>
+  <w:style w:customStyle="1" w:styleId="FunctionTok" w:type="character">
     <w:name w:val="FunctionTok"/>
     <w:basedOn w:val="VerbatimChar"/>
     <w:rPr>
-      <w:color w:val="06287e"/>
-    </w:rPr>
-  </w:style>
-  <w:style w:type="character" w:customStyle="1" w:styleId="VariableTok">
+      <w:rFonts w:ascii="Times New Roman" w:eastAsia="Times New Roman" w:hAnsi="Times New Roman"/>
+      <w:color w:val="000000"/>
+      <w:sz w:val="26"/>
+    </w:rPr>
+  </w:style>
+  <w:style w:customStyle="1" w:styleId="VariableTok" w:type="character">
     <w:name w:val="VariableTok"/>
     <w:basedOn w:val="VerbatimChar"/>
     <w:rPr>
-      <w:color w:val="19177c"/>
-    </w:rPr>
-  </w:style>
-  <w:style w:type="character" w:customStyle="1" w:styleId="ControlFlowTok">
+      <w:rFonts w:ascii="Times New Roman" w:eastAsia="Times New Roman" w:hAnsi="Times New Roman"/>
+      <w:color w:val="000000"/>
+      <w:sz w:val="26"/>
+    </w:rPr>
+  </w:style>
+  <w:style w:customStyle="1" w:styleId="ControlFlowTok" w:type="character">
     <w:name w:val="ControlFlowTok"/>
     <w:basedOn w:val="VerbatimChar"/>
     <w:rPr>
-      <w:color w:val="007020"/>
+      <w:rFonts w:ascii="Times New Roman" w:eastAsia="Times New Roman" w:hAnsi="Times New Roman"/>
       <w:b/>
-    </w:rPr>
-  </w:style>
-  <w:style w:type="character" w:customStyle="1" w:styleId="OperatorTok">
+      <w:color w:val="000000"/>
+      <w:sz w:val="26"/>
+    </w:rPr>
+  </w:style>
+  <w:style w:customStyle="1" w:styleId="OperatorTok" w:type="character">
     <w:name w:val="OperatorTok"/>
     <w:basedOn w:val="VerbatimChar"/>
     <w:rPr>
-      <w:color w:val="666666"/>
-    </w:rPr>
-  </w:style>
-  <w:style w:type="character" w:customStyle="1" w:styleId="BuiltInTok">
+      <w:rFonts w:ascii="Times New Roman" w:eastAsia="Times New Roman" w:hAnsi="Times New Roman"/>
+      <w:color w:val="000000"/>
+      <w:sz w:val="26"/>
+    </w:rPr>
+  </w:style>
+  <w:style w:customStyle="1" w:styleId="BuiltInTok" w:type="character">
     <w:name w:val="BuiltInTok"/>
     <w:basedOn w:val="VerbatimChar"/>
     <w:rPr>
-      <w:color w:val="008000"/>
-    </w:rPr>
-  </w:style>
-  <w:style w:type="character" w:customStyle="1" w:styleId="ExtensionTok">
+      <w:rFonts w:ascii="Times New Roman" w:eastAsia="Times New Roman" w:hAnsi="Times New Roman"/>
+      <w:color w:val="000000"/>
+      <w:sz w:val="26"/>
+    </w:rPr>
+  </w:style>
+  <w:style w:customStyle="1" w:styleId="ExtensionTok" w:type="character">
     <w:name w:val="ExtensionTok"/>
     <w:basedOn w:val="VerbatimChar"/>
-    <w:rPr/>
-  </w:style>
-  <w:style w:type="character" w:customStyle="1" w:styleId="PreprocessorTok">
+    <w:rPr>
+      <w:rFonts w:ascii="Times New Roman" w:eastAsia="Times New Roman" w:hAnsi="Times New Roman"/>
+      <w:color w:val="000000"/>
+      <w:sz w:val="26"/>
+    </w:rPr>
+  </w:style>
+  <w:style w:customStyle="1" w:styleId="PreprocessorTok" w:type="character">
     <w:name w:val="PreprocessorTok"/>
     <w:basedOn w:val="VerbatimChar"/>
     <w:rPr>
-      <w:color w:val="bc7a00"/>
-    </w:rPr>
-  </w:style>
-  <w:style w:type="character" w:customStyle="1" w:styleId="AttributeTok">
+      <w:rFonts w:ascii="Times New Roman" w:eastAsia="Times New Roman" w:hAnsi="Times New Roman"/>
+      <w:color w:val="000000"/>
+      <w:sz w:val="26"/>
+    </w:rPr>
+  </w:style>
+  <w:style w:customStyle="1" w:styleId="AttributeTok" w:type="character">
     <w:name w:val="AttributeTok"/>
     <w:basedOn w:val="VerbatimChar"/>
     <w:rPr>
-      <w:color w:val="7d9029"/>
-    </w:rPr>
-  </w:style>
-  <w:style w:type="character" w:customStyle="1" w:styleId="RegionMarkerTok">
+      <w:rFonts w:ascii="Times New Roman" w:eastAsia="Times New Roman" w:hAnsi="Times New Roman"/>
+      <w:color w:val="000000"/>
+      <w:sz w:val="26"/>
+    </w:rPr>
+  </w:style>
+  <w:style w:customStyle="1" w:styleId="RegionMarkerTok" w:type="character">
     <w:name w:val="RegionMarkerTok"/>
     <w:basedOn w:val="VerbatimChar"/>
-    <w:rPr/>
-  </w:style>
-  <w:style w:type="character" w:customStyle="1" w:styleId="InformationTok">
+    <w:rPr>
+      <w:rFonts w:ascii="Times New Roman" w:eastAsia="Times New Roman" w:hAnsi="Times New Roman"/>
+      <w:color w:val="000000"/>
+      <w:sz w:val="26"/>
+    </w:rPr>
+  </w:style>
+  <w:style w:customStyle="1" w:styleId="InformationTok" w:type="character">
     <w:name w:val="InformationTok"/>
     <w:basedOn w:val="VerbatimChar"/>
     <w:rPr>
-      <w:color w:val="60a0b0"/>
+      <w:rFonts w:ascii="Times New Roman" w:eastAsia="Times New Roman" w:hAnsi="Times New Roman"/>
       <w:b/>
       <w:i/>
-    </w:rPr>
-  </w:style>
-  <w:style w:type="character" w:customStyle="1" w:styleId="WarningTok">
+      <w:color w:val="000000"/>
+      <w:sz w:val="26"/>
+    </w:rPr>
+  </w:style>
+  <w:style w:customStyle="1" w:styleId="WarningTok" w:type="character">
     <w:name w:val="WarningTok"/>
     <w:basedOn w:val="VerbatimChar"/>
     <w:rPr>
-      <w:color w:val="60a0b0"/>
+      <w:rFonts w:ascii="Times New Roman" w:eastAsia="Times New Roman" w:hAnsi="Times New Roman"/>
       <w:b/>
       <w:i/>
-    </w:rPr>
-  </w:style>
-  <w:style w:type="character" w:customStyle="1" w:styleId="AlertTok">
+      <w:color w:val="000000"/>
+      <w:sz w:val="26"/>
+    </w:rPr>
+  </w:style>
+  <w:style w:customStyle="1" w:styleId="AlertTok" w:type="character">
     <w:name w:val="AlertTok"/>
     <w:basedOn w:val="VerbatimChar"/>
     <w:rPr>
-      <w:color w:val="ff0000"/>
+      <w:rFonts w:ascii="Times New Roman" w:eastAsia="Times New Roman" w:hAnsi="Times New Roman"/>
       <w:b/>
-    </w:rPr>
-  </w:style>
-  <w:style w:type="character" w:customStyle="1" w:styleId="ErrorTok">
+      <w:color w:val="000000"/>
+      <w:sz w:val="26"/>
+    </w:rPr>
+  </w:style>
+  <w:style w:customStyle="1" w:styleId="ErrorTok" w:type="character">
     <w:name w:val="ErrorTok"/>
     <w:basedOn w:val="VerbatimChar"/>
     <w:rPr>
-      <w:color w:val="ff0000"/>
+      <w:rFonts w:ascii="Times New Roman" w:eastAsia="Times New Roman" w:hAnsi="Times New Roman"/>
       <w:b/>
-    </w:rPr>
-  </w:style>
-  <w:style w:type="character" w:customStyle="1" w:styleId="NormalTok">
+      <w:color w:val="000000"/>
+      <w:sz w:val="26"/>
+    </w:rPr>
+  </w:style>
+  <w:style w:customStyle="1" w:styleId="NormalTok" w:type="character">
     <w:name w:val="NormalTok"/>
     <w:basedOn w:val="VerbatimChar"/>
-    <w:rPr/>
+    <w:rPr>
+      <w:rFonts w:ascii="Times New Roman" w:eastAsia="Times New Roman" w:hAnsi="Times New Roman"/>
+      <w:color w:val="000000"/>
+      <w:sz w:val="26"/>
+    </w:rPr>
   </w:style>
 </w:styles>
 </file>

--- a/dist/BO_NOP_HOAN_CHINH_2026-06/3_luan_an_chuong_phu_luc/phu_luc_B_maida_vi.docx
+++ b/dist/BO_NOP_HOAN_CHINH_2026-06/3_luan_an_chuong_phu_luc/phu_luc_B_maida_vi.docx
@@ -2,32 +2,6 @@
 <file path=word/document.xml><?xml version="1.0" encoding="utf-8"?>
 <w:document xmlns:w="http://schemas.openxmlformats.org/wordprocessingml/2006/main" xmlns:m="http://schemas.openxmlformats.org/officeDocument/2006/math" xmlns:r="http://schemas.openxmlformats.org/officeDocument/2006/relationships" xmlns:o="urn:schemas-microsoft-com:office:office" xmlns:v="urn:schemas-microsoft-com:vml" xmlns:w10="urn:schemas-microsoft-com:office:word" xmlns:a="http://schemas.openxmlformats.org/drawingml/2006/main" xmlns:pic="http://schemas.openxmlformats.org/drawingml/2006/picture" xmlns:wp="http://schemas.openxmlformats.org/drawingml/2006/wordprocessingDrawing">
   <w:body>
-    <w:sdt>
-      <w:sdtPr>
-        <w:docPartObj>
-          <w:docPartGallery w:val="Table of Contents"/>
-          <w:docPartUnique/>
-        </w:docPartObj>
-      </w:sdtPr>
-      <w:sdtContent>
-        <w:p>
-          <w:pPr>
-            <w:pStyle w:val="TOCHeading"/>
-          </w:pPr>
-          <w:r>
-            <w:t xml:space="preserve">Table of Contents</w:t>
-          </w:r>
-        </w:p>
-        <w:p>
-          <w:r>
-            <w:fldChar w:fldCharType="begin" w:dirty="true"/>
-            <w:instrText xml:space="preserve">TOC \o "1-3" \h \z \u</w:instrText>
-            <w:fldChar w:fldCharType="separate"/>
-            <w:fldChar w:fldCharType="end"/>
-          </w:r>
-        </w:p>
-      </w:sdtContent>
-    </w:sdt>
     <w:bookmarkStart w:id="25" w:name="X86341329d4ca9e5afda73fb4c3b7168d5c43eb3"/>
     <w:p>
       <w:pPr>

--- a/dist/BO_NOP_HOAN_CHINH_2026-06/3_luan_an_chuong_phu_luc/phu_luc_B_maida_vi.docx
+++ b/dist/BO_NOP_HOAN_CHINH_2026-06/3_luan_an_chuong_phu_luc/phu_luc_B_maida_vi.docx
@@ -204,7 +204,7 @@
         <w:t xml:space="preserve"> </w:t>
       </w:r>
       <w:r>
-        <w:t xml:space="preserve">Các module chính:</w:t>
+        <w:t xml:space="preserve">Các mô-đun chính:</w:t>
       </w:r>
       <w:r>
         <w:t xml:space="preserve"> </w:t>

--- a/dist/BO_NOP_HOAN_CHINH_2026-06/3_luan_an_chuong_phu_luc/phu_luc_B_maida_vi.docx
+++ b/dist/BO_NOP_HOAN_CHINH_2026-06/3_luan_an_chuong_phu_luc/phu_luc_B_maida_vi.docx
@@ -106,7 +106,13 @@
         <w:t xml:space="preserve"> </w:t>
       </w:r>
       <w:r>
-        <w:t xml:space="preserve">thực nghiệm về quan hệ quốc tế hóa–hiệu quả (I–P) giai đoạn 1977–2026. Trích xuất thủ</w:t>
+        <w:t xml:space="preserve">thực nghiệm về quan hệ quốc tế hóa–hiệu quả (I–P) giai đoạn 1977–2026 (danh sách đầy đủ</w:t>
+      </w:r>
+      <w:r>
+        <w:t xml:space="preserve"> </w:t>
+      </w:r>
+      <w:r>
+        <w:t xml:space="preserve">các nghiên cứu sơ cấp: Phụ lục D). Trích xuất thủ</w:t>
       </w:r>
       <w:r>
         <w:t xml:space="preserve"> </w:t>

--- a/dist/BO_NOP_HOAN_CHINH_2026-06/3_luan_an_chuong_phu_luc/phu_luc_B_maida_vi.docx
+++ b/dist/BO_NOP_HOAN_CHINH_2026-06/3_luan_an_chuong_phu_luc/phu_luc_B_maida_vi.docx
@@ -669,6 +669,204 @@
     <w:p>
       <w:pPr>
         <w:pStyle w:val="FirstParagraph"/>
+      </w:pPr>
+      <w:r>
+        <w:t xml:space="preserve">Phép chuyển từ</w:t>
+      </w:r>
+      <w:r>
+        <w:t xml:space="preserve"> </w:t>
+      </w:r>
+      <m:oMath>
+        <m:r>
+          <m:t>β</m:t>
+        </m:r>
+      </m:oMath>
+      <w:r>
+        <w:t xml:space="preserve"> </w:t>
+      </w:r>
+      <w:r>
+        <w:t xml:space="preserve">chỉ dùng số hạng độ dốc</w:t>
+      </w:r>
+      <w:r>
+        <w:t xml:space="preserve"> </w:t>
+      </w:r>
+      <m:oMath>
+        <m:r>
+          <m:t>0</m:t>
+        </m:r>
+        <m:r>
+          <m:rPr>
+            <m:sty m:val="p"/>
+          </m:rPr>
+          <m:t>,</m:t>
+        </m:r>
+        <m:r>
+          <m:t>98</m:t>
+        </m:r>
+      </m:oMath>
+      <w:r>
+        <w:t xml:space="preserve"> </w:t>
+      </w:r>
+      <w:r>
+        <w:t xml:space="preserve">của Peterson và Brown (2005), bỏ</w:t>
+      </w:r>
+      <w:r>
+        <w:t xml:space="preserve"> </w:t>
+      </w:r>
+      <w:r>
+        <w:t xml:space="preserve">hệ số chặn</w:t>
+      </w:r>
+      <w:r>
+        <w:t xml:space="preserve"> </w:t>
+      </w:r>
+      <m:oMath>
+        <m:r>
+          <m:rPr>
+            <m:sty m:val="p"/>
+          </m:rPr>
+          <m:t>+</m:t>
+        </m:r>
+        <m:r>
+          <m:t>0</m:t>
+        </m:r>
+        <m:r>
+          <m:rPr>
+            <m:sty m:val="p"/>
+          </m:rPr>
+          <m:t>,</m:t>
+        </m:r>
+        <m:r>
+          <m:t>05</m:t>
+        </m:r>
+        <m:r>
+          <m:t>λ</m:t>
+        </m:r>
+      </m:oMath>
+      <w:r>
+        <w:t xml:space="preserve"> </w:t>
+      </w:r>
+      <w:r>
+        <w:t xml:space="preserve">trong công thức gốc của hai tác giả. Cách làm này trùng khít với</w:t>
+      </w:r>
+      <w:r>
+        <w:t xml:space="preserve"> </w:t>
+      </w:r>
+      <w:r>
+        <w:t xml:space="preserve">Peterson và Brown khi</w:t>
+      </w:r>
+      <w:r>
+        <w:t xml:space="preserve"> </w:t>
+      </w:r>
+      <m:oMath>
+        <m:r>
+          <m:t>β</m:t>
+        </m:r>
+      </m:oMath>
+      <w:r>
+        <w:t xml:space="preserve"> </w:t>
+      </w:r>
+      <w:r>
+        <w:t xml:space="preserve">âm và làm</w:t>
+      </w:r>
+      <w:r>
+        <w:t xml:space="preserve"> </w:t>
+      </w:r>
+      <m:oMath>
+        <m:d>
+          <m:dPr>
+            <m:begChr m:val="|"/>
+            <m:endChr m:val="|"/>
+            <m:sepChr m:val=""/>
+            <m:grow/>
+          </m:dPr>
+          <m:e>
+            <m:r>
+              <m:t>r</m:t>
+            </m:r>
+          </m:e>
+        </m:d>
+      </m:oMath>
+      <w:r>
+        <w:t xml:space="preserve"> </w:t>
+      </w:r>
+      <w:r>
+        <w:t xml:space="preserve">nhỏ đi</w:t>
+      </w:r>
+      <w:r>
+        <w:t xml:space="preserve"> </w:t>
+      </w:r>
+      <m:oMath>
+        <m:r>
+          <m:t>0</m:t>
+        </m:r>
+        <m:r>
+          <m:rPr>
+            <m:sty m:val="p"/>
+          </m:rPr>
+          <m:t>,</m:t>
+        </m:r>
+        <m:r>
+          <m:t>05</m:t>
+        </m:r>
+      </m:oMath>
+      <w:r>
+        <w:t xml:space="preserve"> </w:t>
+      </w:r>
+      <w:r>
+        <w:t xml:space="preserve">khi</w:t>
+      </w:r>
+      <w:r>
+        <w:t xml:space="preserve"> </w:t>
+      </w:r>
+      <m:oMath>
+        <m:r>
+          <m:t>β</m:t>
+        </m:r>
+      </m:oMath>
+      <w:r>
+        <w:t xml:space="preserve"> </w:t>
+      </w:r>
+      <w:r>
+        <w:t xml:space="preserve">dương, tức thiên về</w:t>
+      </w:r>
+      <w:r>
+        <w:t xml:space="preserve"> </w:t>
+      </w:r>
+      <w:r>
+        <w:t xml:space="preserve">hướng thận trọng (không thổi phồng hiệu ứng); dấu của</w:t>
+      </w:r>
+      <w:r>
+        <w:t xml:space="preserve"> </w:t>
+      </w:r>
+      <m:oMath>
+        <m:r>
+          <m:t>t</m:t>
+        </m:r>
+      </m:oMath>
+      <w:r>
+        <w:t xml:space="preserve"> </w:t>
+      </w:r>
+      <w:r>
+        <w:t xml:space="preserve">và</w:t>
+      </w:r>
+      <w:r>
+        <w:t xml:space="preserve"> </w:t>
+      </w:r>
+      <m:oMath>
+        <m:r>
+          <m:t>β</m:t>
+        </m:r>
+      </m:oMath>
+      <w:r>
+        <w:t xml:space="preserve"> </w:t>
+      </w:r>
+      <w:r>
+        <w:t xml:space="preserve">luôn được giữ nguyên.</w:t>
+      </w:r>
+    </w:p>
+    <w:p>
+      <w:pPr>
+        <w:pStyle w:val="BodyText"/>
       </w:pPr>
       <w:r>
         <w:t xml:space="preserve">Mỗi bản ghi được gán</w:t>
